--- a/LMS_整合計畫.docx
+++ b/LMS_整合計畫.docx
@@ -72,7 +72,7 @@
         <w:spacing w:after="100"/>
       </w:pPr>
       <w:r>
-        <w:t xml:space="preserve">本計畫描述如何把 /Users/miiduoa/畢業專題2 內已成熟的商用級 LMS (Admin Next.js + Mobile Expo + Supabase 27 個 migrations + 5 個 Edge Functions) 整體搬入 /Users/miiduoa/Desktop/畢業專題 的既有 monorepo,徹底取代原本掛在 TronClass 玩課雲與 Firebase 上的舊 LMS,同時保留校園生活所有非 LMS 功能 (餐飲/巴士/社團/圖書館/公告/訊息/Demo 角色等),並把畢業專題原本龐大的 AI 助理體系 (Web /ai-assistant + Mobile 31 個 ai*.ts 服務、aiAgentRuntime/aiOrchestrator/aiToolLayer/aiToolRegistry) 重新接到新的 Supabase LMS 資料源。</w:t>
+        <w:t xml:space="preserve">本計畫描述如何把 畢業專題2（舊 LMS 專案） 內已成熟的商用級 LMS (Admin Next.js + Mobile Expo + Supabase 27 個 migrations + 5 個 Edge Functions) 整體搬入 graduation（本 repo） 的既有 monorepo,徹底取代原本掛在 TronClass 玩課雲與 Firebase 上的舊 LMS,同時保留校園生活所有非 LMS 功能 (餐飲/巴士/社團/圖書館/公告/訊息/Demo 角色等),並把畢業專題原本龐大的 AI 助理體系 (Web /ai-assistant + Mobile 31 個 ai*.ts 服務、aiAgentRuntime/aiOrchestrator/aiToolLayer/aiToolRegistry) 重新接到新的 Supabase LMS 資料源。</w:t>
       </w:r>
     </w:p>
     <w:p>
@@ -283,7 +283,7 @@
               <w:jc w:val="left"/>
             </w:pPr>
             <w:r>
-              <w:t xml:space="preserve">/Users/miiduoa/Desktop/畢業專題</w:t>
+              <w:t xml:space="preserve">graduation（本 repo）</w:t>
             </w:r>
           </w:p>
         </w:tc>
@@ -839,7 +839,7 @@
               <w:jc w:val="left"/>
             </w:pPr>
             <w:r>
-              <w:t xml:space="preserve">/Users/miiduoa/畢業專題2</w:t>
+              <w:t xml:space="preserve">畢業專題2（舊 LMS 專案）</w:t>
             </w:r>
           </w:p>
         </w:tc>
@@ -5068,7 +5068,7 @@
         <w:spacing w:after="60"/>
       </w:pPr>
       <w:r>
-        <w:t xml:space="preserve">在 /Users/miiduoa/Desktop/畢業專題 根目錄執行 supabase init,產出 supabase/config.toml。</w:t>
+        <w:t xml:space="preserve">在 graduation（本 repo） 根目錄執行 supabase init,產出 supabase/config.toml。</w:t>
       </w:r>
     </w:p>
     <w:p>
@@ -5081,7 +5081,7 @@
         <w:spacing w:after="60"/>
       </w:pPr>
       <w:r>
-        <w:t xml:space="preserve">複製 /Users/miiduoa/畢業專題2/supabase/migrations/ 整批 27 個 .sql 到 supabase/migrations/,保留檔名 timestamp。</w:t>
+        <w:t xml:space="preserve">複製 畢業專題2（舊 LMS 專案）/supabase/migrations/ 整批 27 個 .sql 到 supabase/migrations/,保留檔名 timestamp。</w:t>
       </w:r>
     </w:p>
     <w:p>
@@ -5094,7 +5094,7 @@
         <w:spacing w:after="60"/>
       </w:pPr>
       <w:r>
-        <w:t xml:space="preserve">複製 /Users/miiduoa/畢業專題2/supabase/functions/ 全部 5 個子目錄到 supabase/functions/。</w:t>
+        <w:t xml:space="preserve">複製 畢業專題2（舊 LMS 專案）/supabase/functions/ 全部 5 個子目錄到 supabase/functions/。</w:t>
       </w:r>
     </w:p>
     <w:p>
